--- a/public/samples/revised.docx
+++ b/public/samples/revised.docx
@@ -1103,7 +1103,7 @@
               <w:spacing w:before="60" w:after="60"/>
             </w:pPr>
             <w:r>
-              <w:t xml:space="preserve">021-5566-8899</w:t>
+              <w:t xml:space="preserve">021-5566 8899</w:t>
             </w:r>
           </w:p>
         </w:tc>
@@ -1117,7 +1117,7 @@
               <w:spacing w:before="60" w:after="60"/>
             </w:pPr>
             <w:r>
-              <w:t xml:space="preserve">0755-2288-6677</w:t>
+              <w:t xml:space="preserve">0755-2288 6677</w:t>
             </w:r>
           </w:p>
         </w:tc>

--- a/public/samples/revised.docx
+++ b/public/samples/revised.docx
@@ -1227,6 +1227,268 @@
         </w:tc>
       </w:tr>
     </w:tbl>
+    <w:p>
+      <w:pPr>
+        <w:pStyle w:val="Heading1"/>
+        <w:spacing w:before="360" w:after="160"/>
+      </w:pPr>
+      <w:r>
+        <w:t xml:space="preserve">附件一 图示</w:t>
+      </w:r>
+    </w:p>
+    <w:p>
+      <w:pPr>
+        <w:jc w:val="center"/>
+        <w:spacing w:after="60"/>
+        <w:rPr>
+          <w:color w:val="657187"/>
+          <w:sz w:val="18"/>
+        </w:rPr>
+      </w:pPr>
+      <w:r>
+        <w:rPr>
+          <w:color w:val="657187"/>
+          <w:sz w:val="18"/>
+        </w:rPr>
+        <w:t xml:space="preserve">图 1 分季度交付量</w:t>
+      </w:r>
+    </w:p>
+    <w:p>
+      <w:pPr>
+        <w:jc w:val="center"/>
+        <w:spacing w:before="120" w:after="200"/>
+      </w:pPr>
+      <w:r>
+        <w:drawing>
+          <wp:inline xmlns:wp="http://schemas.openxmlformats.org/drawingml/2006/wordprocessingDrawing" distT="0" distB="0" distL="0" distR="0">
+            <wp:extent cx="4572000" cy="2857500"/>
+            <wp:docPr id="1600" name="figure-quarterly.png"/>
+            <a:graphic xmlns:a="http://schemas.openxmlformats.org/drawingml/2006/main">
+              <a:graphicData uri="http://schemas.openxmlformats.org/drawingml/2006/picture">
+                <pic:pic xmlns:pic="http://schemas.openxmlformats.org/drawingml/2006/picture">
+                  <pic:nvPicPr>
+                    <pic:cNvPr id="0" name="figure-quarterly.png"/>
+                    <pic:cNvPicPr/>
+                  </pic:nvPicPr>
+                  <pic:blipFill>
+                    <a:blip r:embed="rId700"/>
+                    <a:stretch>
+                      <a:fillRect/>
+                    </a:stretch>
+                  </pic:blipFill>
+                  <pic:spPr>
+                    <a:xfrm>
+                      <a:off x="0" y="0"/>
+                      <a:ext cx="4572000" cy="2857500"/>
+                    </a:xfrm>
+                    <a:prstGeom prst="rect">
+                      <a:avLst/>
+                    </a:prstGeom>
+                  </pic:spPr>
+                </pic:pic>
+              </a:graphicData>
+            </a:graphic>
+          </wp:inline>
+        </w:drawing>
+      </w:r>
+    </w:p>
+    <w:p>
+      <w:pPr>
+        <w:jc w:val="center"/>
+        <w:spacing w:after="60"/>
+        <w:rPr>
+          <w:color w:val="657187"/>
+          <w:sz w:val="18"/>
+        </w:rPr>
+      </w:pPr>
+      <w:r>
+        <w:rPr>
+          <w:color w:val="657187"/>
+          <w:sz w:val="18"/>
+        </w:rPr>
+        <w:t xml:space="preserve">图 2 服务标识</w:t>
+      </w:r>
+    </w:p>
+    <w:p>
+      <w:pPr>
+        <w:jc w:val="center"/>
+        <w:spacing w:before="120" w:after="200"/>
+      </w:pPr>
+      <w:r>
+        <w:drawing>
+          <wp:inline xmlns:wp="http://schemas.openxmlformats.org/drawingml/2006/wordprocessingDrawing" distT="0" distB="0" distL="0" distR="0">
+            <wp:extent cx="1905000" cy="1905000"/>
+            <wp:docPr id="1601" name="figure-mark.png"/>
+            <a:graphic xmlns:a="http://schemas.openxmlformats.org/drawingml/2006/main">
+              <a:graphicData uri="http://schemas.openxmlformats.org/drawingml/2006/picture">
+                <pic:pic xmlns:pic="http://schemas.openxmlformats.org/drawingml/2006/picture">
+                  <pic:nvPicPr>
+                    <pic:cNvPr id="0" name="figure-mark.png"/>
+                    <pic:cNvPicPr/>
+                  </pic:nvPicPr>
+                  <pic:blipFill>
+                    <a:blip r:embed="rId701"/>
+                    <a:stretch>
+                      <a:fillRect/>
+                    </a:stretch>
+                  </pic:blipFill>
+                  <pic:spPr>
+                    <a:xfrm>
+                      <a:off x="0" y="0"/>
+                      <a:ext cx="1905000" cy="1905000"/>
+                    </a:xfrm>
+                    <a:prstGeom prst="rect">
+                      <a:avLst/>
+                    </a:prstGeom>
+                  </pic:spPr>
+                </pic:pic>
+              </a:graphicData>
+            </a:graphic>
+          </wp:inline>
+        </w:drawing>
+      </w:r>
+    </w:p>
+    <w:p>
+      <w:pPr>
+        <w:jc w:val="center"/>
+        <w:spacing w:after="60"/>
+        <w:rPr>
+          <w:color w:val="657187"/>
+          <w:sz w:val="18"/>
+        </w:rPr>
+      </w:pPr>
+      <w:r>
+        <w:rPr>
+          <w:color w:val="657187"/>
+          <w:sz w:val="18"/>
+        </w:rPr>
+        <w:t xml:space="preserve">图 3 费用构成</w:t>
+      </w:r>
+    </w:p>
+    <w:p>
+      <w:pPr>
+        <w:jc w:val="center"/>
+        <w:spacing w:before="120" w:after="200"/>
+      </w:pPr>
+      <w:r>
+        <w:drawing>
+          <wp:inline xmlns:wp="http://schemas.openxmlformats.org/drawingml/2006/wordprocessingDrawing" distT="0" distB="0" distL="0" distR="0">
+            <wp:extent cx="2857500" cy="2857500"/>
+            <wp:docPr id="1602" name="figure-share.png"/>
+            <a:graphic xmlns:a="http://schemas.openxmlformats.org/drawingml/2006/main">
+              <a:graphicData uri="http://schemas.openxmlformats.org/drawingml/2006/picture">
+                <pic:pic xmlns:pic="http://schemas.openxmlformats.org/drawingml/2006/picture">
+                  <pic:nvPicPr>
+                    <pic:cNvPr id="0" name="figure-share.png"/>
+                    <pic:cNvPicPr/>
+                  </pic:nvPicPr>
+                  <pic:blipFill>
+                    <a:blip r:embed="rId702"/>
+                    <a:stretch>
+                      <a:fillRect/>
+                    </a:stretch>
+                  </pic:blipFill>
+                  <pic:spPr>
+                    <a:xfrm>
+                      <a:off x="0" y="0"/>
+                      <a:ext cx="2857500" cy="2857500"/>
+                    </a:xfrm>
+                    <a:prstGeom prst="rect">
+                      <a:avLst/>
+                    </a:prstGeom>
+                  </pic:spPr>
+                </pic:pic>
+              </a:graphicData>
+            </a:graphic>
+          </wp:inline>
+        </w:drawing>
+      </w:r>
+    </w:p>
+    <w:p>
+      <w:pPr>
+        <w:jc w:val="center"/>
+        <w:spacing w:after="60"/>
+        <w:rPr>
+          <w:color w:val="657187"/>
+          <w:sz w:val="18"/>
+        </w:rPr>
+      </w:pPr>
+      <w:r>
+        <w:rPr>
+          <w:color w:val="657187"/>
+          <w:sz w:val="18"/>
+        </w:rPr>
+        <w:t xml:space="preserve">图 4 说明（Word 自绘文本框，不参与对比）</w:t>
+      </w:r>
+    </w:p>
+    <w:p>
+      <w:pPr>
+        <w:jc w:val="center"/>
+      </w:pPr>
+      <w:r>
+        <w:drawing>
+          <wp:inline xmlns:wp="http://schemas.openxmlformats.org/drawingml/2006/wordprocessingDrawing" distT="0" distB="0" distL="0" distR="0">
+            <wp:extent cx="3657600" cy="571500"/>
+            <wp:docPr id="960" name="TextBox 1"/>
+            <a:graphic xmlns:a="http://schemas.openxmlformats.org/drawingml/2006/main">
+              <a:graphicData uri="http://schemas.microsoft.com/office/word/2010/wordprocessingShape">
+                <wps:wsp xmlns:wps="http://schemas.microsoft.com/office/word/2010/wordprocessingShape">
+                  <wps:cNvSpPr txBox="1"/>
+                  <wps:spPr>
+                    <a:xfrm>
+                      <a:off x="0" y="0"/>
+                      <a:ext cx="3657600" cy="571500"/>
+                    </a:xfrm>
+                    <a:prstGeom prst="rect">
+                      <a:avLst/>
+                    </a:prstGeom>
+                  </wps:spPr>
+                  <wps:txbx>
+                    <w:txbxContent>
+                      <w:p>
+                        <w:r>
+                          <w:t xml:space="preserve">提示：本文本框由 Word 自行绘制</w:t>
+                        </w:r>
+                      </w:p>
+                    </w:txbxContent>
+                  </wps:txbx>
+                  <wps:bodyPr/>
+                </wps:wsp>
+              </a:graphicData>
+            </a:graphic>
+          </wp:inline>
+        </w:drawing>
+      </w:r>
+    </w:p>
+    <w:p>
+      <w:pPr>
+        <w:jc w:val="center"/>
+        <w:spacing w:after="60"/>
+        <w:rPr>
+          <w:color w:val="657187"/>
+          <w:sz w:val="18"/>
+        </w:rPr>
+      </w:pPr>
+      <w:r>
+        <w:rPr>
+          <w:color w:val="657187"/>
+          <w:sz w:val="18"/>
+        </w:rPr>
+        <w:t xml:space="preserve">式 1 面积（公式，不参与对比）</w:t>
+      </w:r>
+    </w:p>
+    <w:p>
+      <w:pPr>
+        <w:jc w:val="center"/>
+      </w:pPr>
+      <m:oMathPara xmlns:m="http://schemas.openxmlformats.org/officeDocument/2006/math">
+        <m:oMath>
+          <m:r>
+            <m:t xml:space="preserve">S = a × b ÷ 2</m:t>
+          </m:r>
+        </m:oMath>
+      </m:oMathPara>
+    </w:p>
     <w:sectPr>
       <w:headerReference w:type="default" r:id="rId3"/>
       <w:footerReference w:type="default" r:id="rId4"/>
